--- a/business/for_codex/01_pitch_materials/ATOMiK_One_Pager.docx
+++ b/business/for_codex/01_pitch_materials/ATOMiK_One_Pager.docx
@@ -29,29 +29,17 @@
       <w:r>
         <w:rPr>
           <w:b/>
-          <w:sz w:val="26"/>
+          <w:sz w:val="28"/>
         </w:rPr>
-        <w:t>State-aware compute architecture that reduces wasted state movement in constrained edge, embedded, and AI systems.</w:t>
-      </w:r>
-    </w:p>
-    <w:p/>
-    <w:p>
-      <w:pPr>
-        <w:pStyle w:val="Heading2"/>
-      </w:pPr>
-      <w:r>
-        <w:rPr>
-          <w:color w:val="1D324A"/>
-        </w:rPr>
-        <w:t>The Problem</w:t>
+        <w:t>ATOMiK makes change the unit of compute.</w:t>
       </w:r>
     </w:p>
     <w:p>
       <w:r>
         <w:rPr>
-          <w:sz w:val="22"/>
+          <w:sz w:val="20"/>
         </w:rPr>
-        <w:t>Constrained systems repeatedly move, scan, sync, and rebuild state that hasn't meaningfully changed — burning battery, generating heat, consuming bandwidth, and adding latency. The root cause is architectural: computing moves full state when it could move only change.</w:t>
+        <w:t>State-aware compute evaluation for edge and embedded teams constrained by battery, heat, bandwidth, latency, reliability, or hardware footprint.</w:t>
       </w:r>
     </w:p>
     <w:p>
@@ -62,23 +50,15 @@
         <w:rPr>
           <w:color w:val="1D324A"/>
         </w:rPr>
-        <w:t>The Solution</w:t>
+        <w:t>Problem</w:t>
       </w:r>
     </w:p>
     <w:p>
       <w:r>
         <w:rPr>
-          <w:sz w:val="22"/>
+          <w:sz w:val="19"/>
         </w:rPr>
-        <w:t>state = reference_state XOR accumulated_delta</w:t>
-      </w:r>
-    </w:p>
-    <w:p>
-      <w:r>
-        <w:rPr>
-          <w:sz w:val="22"/>
-        </w:rPr>
-        <w:t>LOAD a reference → ACCUM meaningful changes → READ only when needed → SWAP at clean boundaries. XOR is compact, self-inverse, and parallelizable. Validated algebraic properties. Hardware-proven on FPGA.</w:t>
+        <w:t>Many constrained systems repeatedly move, scan, sync, replay, or rebuild state even when only a compact change matters. That can become battery pressure, enclosure heat, link budget, latency, reliability risk, or hardware overbuild.</w:t>
       </w:r>
     </w:p>
     <w:p>
@@ -89,7 +69,26 @@
         <w:rPr>
           <w:color w:val="1D324A"/>
         </w:rPr>
-        <w:t>Validated Proof Today</w:t>
+        <w:t>Offer</w:t>
+      </w:r>
+    </w:p>
+    <w:p>
+      <w:r>
+        <w:rPr>
+          <w:sz w:val="19"/>
+        </w:rPr>
+        <w:t>Bring one state-heavy workload, one current baseline, and one painful constraint. ATOMiK evaluates wasted state movement and returns a workload map, baseline comparison, evidence map, fit/no-fit recommendation, and next-step plan.</w:t>
+      </w:r>
+    </w:p>
+    <w:p>
+      <w:pPr>
+        <w:pStyle w:val="Heading2"/>
+      </w:pPr>
+      <w:r>
+        <w:rPr>
+          <w:color w:val="1D324A"/>
+        </w:rPr>
+        <w:t>Proof Today</w:t>
       </w:r>
     </w:p>
     <w:tbl>
@@ -105,20 +104,20 @@
       <w:tr>
         <w:tc>
           <w:tcPr>
-            <w:tcW w:type="dxa" w:w="5040"/>
+            <w:tcW w:type="dxa" w:w="5328"/>
           </w:tcPr>
           <w:p>
             <w:r>
               <w:rPr>
                 <w:sz w:val="19"/>
               </w:rPr>
-              <w:t>v0.39-K Desk UI on Zynq</w:t>
+              <w:t>Zynq Desk v0.39-K</w:t>
             </w:r>
           </w:p>
         </w:tc>
         <w:tc>
           <w:tcPr>
-            <w:tcW w:type="dxa" w:w="4752"/>
+            <w:tcW w:type="dxa" w:w="4464"/>
           </w:tcPr>
           <w:p>
             <w:r>
@@ -133,20 +132,20 @@
       <w:tr>
         <w:tc>
           <w:tcPr>
-            <w:tcW w:type="dxa" w:w="5040"/>
+            <w:tcW w:type="dxa" w:w="5328"/>
           </w:tcPr>
           <w:p>
             <w:r>
               <w:rPr>
                 <w:sz w:val="19"/>
               </w:rPr>
-              <w:t>16/16 algebraic tests on hardware</w:t>
+              <w:t>Linux userspace-to-FPGA + 16/16 checks</w:t>
             </w:r>
           </w:p>
         </w:tc>
         <w:tc>
           <w:tcPr>
-            <w:tcW w:type="dxa" w:w="4752"/>
+            <w:tcW w:type="dxa" w:w="4464"/>
           </w:tcPr>
           <w:p>
             <w:r>
@@ -161,27 +160,27 @@
       <w:tr>
         <w:tc>
           <w:tcPr>
-            <w:tcW w:type="dxa" w:w="5040"/>
+            <w:tcW w:type="dxa" w:w="5328"/>
           </w:tcPr>
           <w:p>
             <w:r>
               <w:rPr>
                 <w:sz w:val="19"/>
               </w:rPr>
-              <w:t>Linux userspace to FPGA path</w:t>
+              <w:t>AX7020 board-run matrix</w:t>
             </w:r>
           </w:p>
         </w:tc>
         <w:tc>
           <w:tcPr>
-            <w:tcW w:type="dxa" w:w="4752"/>
+            <w:tcW w:type="dxa" w:w="4464"/>
           </w:tcPr>
           <w:p>
             <w:r>
               <w:rPr>
                 <w:sz w:val="19"/>
               </w:rPr>
-              <w:t>HARDWARE_VALIDATED</w:t>
+              <w:t>LIVE_MEASURED with caveats</w:t>
             </w:r>
           </w:p>
         </w:tc>
@@ -189,27 +188,27 @@
       <w:tr>
         <w:tc>
           <w:tcPr>
-            <w:tcW w:type="dxa" w:w="5040"/>
+            <w:tcW w:type="dxa" w:w="5328"/>
           </w:tcPr>
           <w:p>
             <w:r>
               <w:rPr>
                 <w:sz w:val="19"/>
               </w:rPr>
-              <w:t>AX7020 board run matrix</w:t>
+              <w:t>Formal proof foundation</w:t>
             </w:r>
           </w:p>
         </w:tc>
         <w:tc>
           <w:tcPr>
-            <w:tcW w:type="dxa" w:w="4752"/>
+            <w:tcW w:type="dxa" w:w="4464"/>
           </w:tcPr>
           <w:p>
             <w:r>
               <w:rPr>
                 <w:sz w:val="19"/>
               </w:rPr>
-              <w:t>LIVE_MEASURED</w:t>
+              <w:t>FORMAL_PROOF where directly audited; otherwise SOFTWARE_VALIDATED</w:t>
             </w:r>
           </w:p>
         </w:tc>
@@ -217,27 +216,27 @@
       <w:tr>
         <w:tc>
           <w:tcPr>
-            <w:tcW w:type="dxa" w:w="5040"/>
+            <w:tcW w:type="dxa" w:w="5328"/>
           </w:tcPr>
           <w:p>
             <w:r>
               <w:rPr>
                 <w:sz w:val="19"/>
               </w:rPr>
-              <w:t>Formal algebra proofs</w:t>
+              <w:t>SD boot artifacts</w:t>
             </w:r>
           </w:p>
         </w:tc>
         <w:tc>
           <w:tcPr>
-            <w:tcW w:type="dxa" w:w="4752"/>
+            <w:tcW w:type="dxa" w:w="4464"/>
           </w:tcPr>
           <w:p>
             <w:r>
               <w:rPr>
                 <w:sz w:val="19"/>
               </w:rPr>
-              <w:t>SOFTWARE_VALIDATED</w:t>
+              <w:t>BUILD_ARTIFACT until power-on run artifact exists</w:t>
             </w:r>
           </w:p>
         </w:tc>
@@ -252,45 +251,7 @@
         <w:rPr>
           <w:color w:val="1D324A"/>
         </w:rPr>
-        <w:t>Evaluation Offer</w:t>
-      </w:r>
-    </w:p>
-    <w:p>
-      <w:r>
-        <w:rPr>
-          <w:sz w:val="22"/>
-        </w:rPr>
-        <w:t>Bring one state-heavy workload, your current baseline, and the constraint that already hurts. We evaluate where state movement creates waste. You receive: workload map, baseline comparison, evidence map, fit/no-fit recommendation, and next-step plan.</w:t>
-      </w:r>
-    </w:p>
-    <w:p>
-      <w:pPr>
-        <w:pStyle w:val="Heading2"/>
-      </w:pPr>
-      <w:r>
-        <w:rPr>
-          <w:color w:val="1D324A"/>
-        </w:rPr>
-        <w:t>Business Path</w:t>
-      </w:r>
-    </w:p>
-    <w:p>
-      <w:r>
-        <w:rPr>
-          <w:sz w:val="22"/>
-        </w:rPr>
-        <w:t>Paid evaluations → Design partners → IP licensing → Strategic acquisition by chip/platform company</w:t>
-      </w:r>
-    </w:p>
-    <w:p>
-      <w:pPr>
-        <w:pStyle w:val="Heading2"/>
-      </w:pPr>
-      <w:r>
-        <w:rPr>
-          <w:color w:val="1D324A"/>
-        </w:rPr>
-        <w:t>Pre-Seed Ask: $2.0M</w:t>
+        <w:t>Pre-Seed Ask</w:t>
       </w:r>
     </w:p>
     <w:tbl>
@@ -306,27 +267,27 @@
       <w:tr>
         <w:tc>
           <w:tcPr>
-            <w:tcW w:type="dxa" w:w="3600"/>
+            <w:tcW w:type="dxa" w:w="2088"/>
           </w:tcPr>
           <w:p>
             <w:r>
               <w:rPr>
                 <w:sz w:val="19"/>
               </w:rPr>
-              <w:t>Engineering</w:t>
+              <w:t>Target</w:t>
             </w:r>
           </w:p>
         </w:tc>
         <w:tc>
           <w:tcPr>
-            <w:tcW w:type="dxa" w:w="6192"/>
+            <w:tcW w:type="dxa" w:w="7704"/>
           </w:tcPr>
           <w:p>
             <w:r>
               <w:rPr>
                 <w:sz w:val="19"/>
               </w:rPr>
-              <w:t>$600K</w:t>
+              <w:t>$2.0M pre-seed; $1.25M minimum; $2.75M stretch</w:t>
             </w:r>
           </w:p>
         </w:tc>
@@ -334,27 +295,27 @@
       <w:tr>
         <w:tc>
           <w:tcPr>
-            <w:tcW w:type="dxa" w:w="3600"/>
+            <w:tcW w:type="dxa" w:w="2088"/>
           </w:tcPr>
           <w:p>
             <w:r>
               <w:rPr>
                 <w:sz w:val="19"/>
               </w:rPr>
-              <w:t>Customer proof</w:t>
+              <w:t>Funds</w:t>
             </w:r>
           </w:p>
         </w:tc>
         <w:tc>
           <w:tcPr>
-            <w:tcW w:type="dxa" w:w="6192"/>
+            <w:tcW w:type="dxa" w:w="7704"/>
           </w:tcPr>
           <w:p>
             <w:r>
               <w:rPr>
                 <w:sz w:val="19"/>
               </w:rPr>
-              <w:t>$400K</w:t>
+              <w:t>$600K engineering, $400K customer proof, $300K IP/legal, $300K ASIC feasibility, $400K ops/reserve</w:t>
             </w:r>
           </w:p>
         </w:tc>
@@ -362,27 +323,27 @@
       <w:tr>
         <w:tc>
           <w:tcPr>
-            <w:tcW w:type="dxa" w:w="3600"/>
+            <w:tcW w:type="dxa" w:w="2088"/>
           </w:tcPr>
           <w:p>
             <w:r>
               <w:rPr>
                 <w:sz w:val="19"/>
               </w:rPr>
-              <w:t>IP / legal</w:t>
+              <w:t>Milestone</w:t>
             </w:r>
           </w:p>
         </w:tc>
         <w:tc>
           <w:tcPr>
-            <w:tcW w:type="dxa" w:w="6192"/>
+            <w:tcW w:type="dxa" w:w="7704"/>
           </w:tcPr>
           <w:p>
             <w:r>
               <w:rPr>
                 <w:sz w:val="19"/>
               </w:rPr>
-              <w:t>$300K</w:t>
+              <w:t>Measured workload proof + IP packet + ASIC feasibility; no tape-out</w:t>
             </w:r>
           </w:p>
         </w:tc>
@@ -390,83 +351,27 @@
       <w:tr>
         <w:tc>
           <w:tcPr>
-            <w:tcW w:type="dxa" w:w="3600"/>
+            <w:tcW w:type="dxa" w:w="2088"/>
           </w:tcPr>
           <w:p>
             <w:r>
               <w:rPr>
                 <w:sz w:val="19"/>
               </w:rPr>
-              <w:t>ASIC feasibility</w:t>
+              <w:t>Need</w:t>
             </w:r>
           </w:p>
         </w:tc>
         <w:tc>
           <w:tcPr>
-            <w:tcW w:type="dxa" w:w="6192"/>
+            <w:tcW w:type="dxa" w:w="7704"/>
           </w:tcPr>
           <w:p>
             <w:r>
               <w:rPr>
                 <w:sz w:val="19"/>
               </w:rPr>
-              <w:t>$300K</w:t>
-            </w:r>
-          </w:p>
-        </w:tc>
-      </w:tr>
-      <w:tr>
-        <w:tc>
-          <w:tcPr>
-            <w:tcW w:type="dxa" w:w="3600"/>
-          </w:tcPr>
-          <w:p>
-            <w:r>
-              <w:rPr>
-                <w:sz w:val="19"/>
-              </w:rPr>
-              <w:t>Finance / GTM / reserve</w:t>
-            </w:r>
-          </w:p>
-        </w:tc>
-        <w:tc>
-          <w:tcPr>
-            <w:tcW w:type="dxa" w:w="6192"/>
-          </w:tcPr>
-          <w:p>
-            <w:r>
-              <w:rPr>
-                <w:sz w:val="19"/>
-              </w:rPr>
-              <w:t>$400K</w:t>
-            </w:r>
-          </w:p>
-        </w:tc>
-      </w:tr>
-      <w:tr>
-        <w:tc>
-          <w:tcPr>
-            <w:tcW w:type="dxa" w:w="3600"/>
-          </w:tcPr>
-          <w:p>
-            <w:r>
-              <w:rPr>
-                <w:sz w:val="19"/>
-              </w:rPr>
-              <w:t>Tape-out</w:t>
-            </w:r>
-          </w:p>
-        </w:tc>
-        <w:tc>
-          <w:tcPr>
-            <w:tcW w:type="dxa" w:w="6192"/>
-          </w:tcPr>
-          <w:p>
-            <w:r>
-              <w:rPr>
-                <w:sz w:val="19"/>
-              </w:rPr>
-              <w:t>NOT in this round</w:t>
+              <w:t>Capital, design-partner introductions, qualified workloads</w:t>
             </w:r>
           </w:p>
         </w:tc>
@@ -474,20 +379,30 @@
     </w:tbl>
     <w:p/>
     <w:p>
+      <w:pPr>
+        <w:pStyle w:val="Heading2"/>
+      </w:pPr>
       <w:r>
         <w:rPr>
-          <w:sz w:val="18"/>
+          <w:color w:val="1D324A"/>
         </w:rPr>
-        <w:t>Minimum viable close $1.25M. Stretch $2.75M. Post-money SAFE. Final terms require CFO/counsel approval.</w:t>
+        <w:t>Evidence Boundary</w:t>
       </w:r>
     </w:p>
     <w:p>
       <w:r>
         <w:rPr>
-          <w:sz w:val="18"/>
+          <w:sz w:val="17"/>
         </w:rPr>
-        <w:br/>
-        <w:t>matthew.h.rockwell@gmail.com  ·  matthew-rockwell.com  ·  May 2026</w:t>
+        <w:t>No claimed universal speedup, production readiness, guaranteed battery/heat/water/cooling savings, smaller hardware, signed traction, or funded tape-out. Final SAFE terms require CFO/counsel approval.</w:t>
+      </w:r>
+    </w:p>
+    <w:p>
+      <w:r>
+        <w:rPr>
+          <w:sz w:val="17"/>
+        </w:rPr>
+        <w:t>matthew.h.rockwell@gmail.com  |  May 2026</w:t>
       </w:r>
     </w:p>
     <w:sectPr>
